--- a/CRE26_closing_script.docx
+++ b/CRE26_closing_script.docx
@@ -33,7 +33,7 @@
           <w:sz w:val="20"/>
           <w:szCs w:val="20"/>
         </w:rPr>
-        <w:t xml:space="preserve">Full address ≈ 3–3.5 minutes at a calm pace, leaving ample margin before the AGM at 16:20.</w:t>
+        <w:t xml:space="preserve">Full address ≈ 4 minutes at a calm pace, leaving ample margin before the AGM at 16:20.</w:t>
       </w:r>
     </w:p>
     <w:p>
@@ -250,46 +250,48 @@
           <w:sz w:val="22"/>
           <w:szCs w:val="22"/>
         </w:rPr>
-        <w:t xml:space="preserve">SLIDE 5 — TOMORROW &amp; BEYOND  ·  (~35 sec)</w:t>
-      </w:r>
-    </w:p>
-    <w:p>
-      <w:pPr>
-        <w:spacing w:after="120" w:line="330"/>
-      </w:pPr>
-      <w:r>
-        <w:rPr>
-          <w:rFonts w:ascii="Georgia" w:cs="Georgia" w:eastAsia="Georgia" w:hAnsi="Georgia"/>
-          <w:sz w:val="26"/>
-          <w:szCs w:val="26"/>
-        </w:rPr>
-        <w:t xml:space="preserve">Our journey does not quite end today.</w:t>
-      </w:r>
-    </w:p>
-    <w:p>
-      <w:pPr>
-        <w:spacing w:after="120" w:line="330"/>
-      </w:pPr>
-      <w:r>
-        <w:rPr>
-          <w:rFonts w:ascii="Georgia" w:cs="Georgia" w:eastAsia="Georgia" w:hAnsi="Georgia"/>
-          <w:sz w:val="26"/>
-          <w:szCs w:val="26"/>
-        </w:rPr>
-        <w:t xml:space="preserve">Tomorrow, we travel together to Kamakura and Enoshima. On Thursday the 16th, the ISET symposium at the University of Tsukuba Tokyo Campus; on Saturday the 18th, the Young Egyptologists Workshop at Waseda; and on the 20th and 21st, the Nakanishi Papyri Workshop at Minpaku in Osaka.</w:t>
-      </w:r>
-    </w:p>
-    <w:p>
-      <w:pPr>
-        <w:spacing w:after="120" w:line="330"/>
-      </w:pPr>
-      <w:r>
-        <w:rPr>
-          <w:rFonts w:ascii="Georgia" w:cs="Georgia" w:eastAsia="Georgia" w:hAnsi="Georgia"/>
-          <w:sz w:val="26"/>
-          <w:szCs w:val="26"/>
-        </w:rPr>
-        <w:t xml:space="preserve">If you have not yet registered for these, please speak to our staff today.</w:t>
+        <w:t xml:space="preserve">SLIDE 5 — THE CRE JAPAN COMMITTEE  ·  (~30 sec)</w:t>
+      </w:r>
+    </w:p>
+    <w:p>
+      <w:pPr>
+        <w:spacing w:after="120" w:line="330"/>
+      </w:pPr>
+      <w:r>
+        <w:rPr>
+          <w:rFonts w:ascii="Georgia" w:cs="Georgia" w:eastAsia="Georgia" w:hAnsi="Georgia"/>
+          <w:sz w:val="26"/>
+          <w:szCs w:val="26"/>
+        </w:rPr>
+        <w:t xml:space="preserve">Behind every session, every badge, and every cup of coffee stood the fifteen members of the CRE Japan Committee, led by our chairperson, Tokihisa Higo — doctoral students, postdocs, and early-career researchers from across Japan and beyond.</w:t>
+      </w:r>
+    </w:p>
+    <w:p>
+      <w:pPr>
+        <w:spacing w:after="120" w:line="330"/>
+      </w:pPr>
+      <w:r>
+        <w:rPr>
+          <w:rFonts w:ascii="Georgia" w:cs="Georgia" w:eastAsia="Georgia" w:hAnsi="Georgia"/>
+          <w:sz w:val="26"/>
+          <w:szCs w:val="26"/>
+        </w:rPr>
+        <w:t xml:space="preserve">Colleagues of the committee — wherever you are in this room, please stand and be recognised.</w:t>
+      </w:r>
+    </w:p>
+    <w:p>
+      <w:pPr>
+        <w:spacing w:after="120"/>
+      </w:pPr>
+      <w:r>
+        <w:rPr>
+          <w:i/>
+          <w:iCs/>
+          <w:color w:val="666666"/>
+          <w:sz w:val="22"/>
+          <w:szCs w:val="22"/>
+        </w:rPr>
+        <w:t xml:space="preserve">[Pause for applause — gesture to the committee members]</w:t>
       </w:r>
     </w:p>
     <w:p>
@@ -306,33 +308,46 @@
           <w:sz w:val="22"/>
           <w:szCs w:val="22"/>
         </w:rPr>
-        <w:t xml:space="preserve">SLIDE 6 — AGM ANNOUNCEMENT  ·  (~20 sec)</w:t>
-      </w:r>
-    </w:p>
-    <w:p>
-      <w:pPr>
-        <w:spacing w:after="120" w:line="330"/>
-      </w:pPr>
-      <w:r>
-        <w:rPr>
-          <w:rFonts w:ascii="Georgia" w:cs="Georgia" w:eastAsia="Georgia" w:hAnsi="Georgia"/>
-          <w:sz w:val="26"/>
-          <w:szCs w:val="26"/>
-        </w:rPr>
-        <w:t xml:space="preserve">In a few minutes, this room will host the CRE Annual General Meeting, from 16:20 to 18:00.</w:t>
-      </w:r>
-    </w:p>
-    <w:p>
-      <w:pPr>
-        <w:spacing w:after="120" w:line="330"/>
-      </w:pPr>
-      <w:r>
-        <w:rPr>
-          <w:rFonts w:ascii="Georgia" w:cs="Georgia" w:eastAsia="Georgia" w:hAnsi="Georgia"/>
-          <w:sz w:val="26"/>
-          <w:szCs w:val="26"/>
-        </w:rPr>
-        <w:t xml:space="preserve">The future of CRE is shaped by you — everyone is warmly invited to stay.</w:t>
+        <w:t xml:space="preserve">SLIDE 6 — TOMORROW &amp; BEYOND  ·  (~35 sec)</w:t>
+      </w:r>
+    </w:p>
+    <w:p>
+      <w:pPr>
+        <w:spacing w:after="120" w:line="330"/>
+      </w:pPr>
+      <w:r>
+        <w:rPr>
+          <w:rFonts w:ascii="Georgia" w:cs="Georgia" w:eastAsia="Georgia" w:hAnsi="Georgia"/>
+          <w:sz w:val="26"/>
+          <w:szCs w:val="26"/>
+        </w:rPr>
+        <w:t xml:space="preserve">Our journey does not quite end today.</w:t>
+      </w:r>
+    </w:p>
+    <w:p>
+      <w:pPr>
+        <w:spacing w:after="120" w:line="330"/>
+      </w:pPr>
+      <w:r>
+        <w:rPr>
+          <w:rFonts w:ascii="Georgia" w:cs="Georgia" w:eastAsia="Georgia" w:hAnsi="Georgia"/>
+          <w:sz w:val="26"/>
+          <w:szCs w:val="26"/>
+        </w:rPr>
+        <w:t xml:space="preserve">Tomorrow, we travel together to Kamakura and Enoshima. On Thursday the 16th, the ISET symposium at the University of Tsukuba Tokyo Campus; on Saturday the 18th, the Young Egyptologists Workshop at Waseda; and on the 20th and 21st, the Nakanishi Papyri Workshop at Minpaku in Osaka.</w:t>
+      </w:r>
+    </w:p>
+    <w:p>
+      <w:pPr>
+        <w:spacing w:after="120" w:line="330"/>
+      </w:pPr>
+      <w:r>
+        <w:rPr>
+          <w:rFonts w:ascii="Georgia" w:cs="Georgia" w:eastAsia="Georgia" w:hAnsi="Georgia"/>
+          <w:sz w:val="26"/>
+          <w:szCs w:val="26"/>
+        </w:rPr>
+        <w:t xml:space="preserve">If you have not yet registered for these, please speak to our staff today.</w:t>
       </w:r>
     </w:p>
     <w:p>
@@ -349,7 +364,50 @@
           <w:sz w:val="22"/>
           <w:szCs w:val="22"/>
         </w:rPr>
-        <w:t xml:space="preserve">SLIDE 7 — FAREWELL  ·  (~25 sec)</w:t>
+        <w:t xml:space="preserve">SLIDE 7 — AGM ANNOUNCEMENT  ·  (~20 sec)</w:t>
+      </w:r>
+    </w:p>
+    <w:p>
+      <w:pPr>
+        <w:spacing w:after="120" w:line="330"/>
+      </w:pPr>
+      <w:r>
+        <w:rPr>
+          <w:rFonts w:ascii="Georgia" w:cs="Georgia" w:eastAsia="Georgia" w:hAnsi="Georgia"/>
+          <w:sz w:val="26"/>
+          <w:szCs w:val="26"/>
+        </w:rPr>
+        <w:t xml:space="preserve">In a few minutes, this room will host the CRE Annual General Meeting, from 16:20 to 18:00.</w:t>
+      </w:r>
+    </w:p>
+    <w:p>
+      <w:pPr>
+        <w:spacing w:after="120" w:line="330"/>
+      </w:pPr>
+      <w:r>
+        <w:rPr>
+          <w:rFonts w:ascii="Georgia" w:cs="Georgia" w:eastAsia="Georgia" w:hAnsi="Georgia"/>
+          <w:sz w:val="26"/>
+          <w:szCs w:val="26"/>
+        </w:rPr>
+        <w:t xml:space="preserve">The future of CRE is shaped by you — everyone is warmly invited to stay.</w:t>
+      </w:r>
+    </w:p>
+    <w:p>
+      <w:pPr>
+        <w:shd w:fill="F3EDE2" w:val="clear"/>
+        <w:spacing w:after="120" w:before="280"/>
+      </w:pPr>
+      <w:r>
+        <w:rPr>
+          <w:rFonts w:ascii="Arial" w:cs="Arial" w:eastAsia="Arial" w:hAnsi="Arial"/>
+          <w:b/>
+          <w:bCs/>
+          <w:color w:val="8A2333"/>
+          <w:sz w:val="22"/>
+          <w:szCs w:val="22"/>
+        </w:rPr>
+        <w:t xml:space="preserve">SLIDE 8 — FAREWELL  ·  (~25 sec)</w:t>
       </w:r>
     </w:p>
     <w:p>
